--- a/example_articles/states/West Virginia/2.states_West Virginia_New_York_Times.docx
+++ b/example_articles/states/West Virginia/2.states_West Virginia_New_York_Times.docx
@@ -27,17 +27,17 @@
     </w:p>
     <w:p>
       <w:r>
-        <w:t>Source File: NYT/37.DOCX</w:t>
+        <w:t>Source file: NYT/37.DOCX</w:t>
       </w:r>
     </w:p>
     <w:p>
       <w:r>
-        <w:t>Raw locations result: ['West Virginia']</w:t>
+        <w:t>Raw locations result, 'locations': ['West Virginia']</w:t>
       </w:r>
     </w:p>
     <w:p>
       <w:r>
-        <w:t>states_stand_flat (Standardized): West Virginia</w:t>
+        <w:t>Standardized locations result, 'states_stand_flat': West Virginia</w:t>
       </w:r>
     </w:p>
     <w:p>

--- a/example_articles/states/West Virginia/2.states_West Virginia_New_York_Times.docx
+++ b/example_articles/states/West Virginia/2.states_West Virginia_New_York_Times.docx
@@ -7,7 +7,7 @@
         <w:pStyle w:val="Heading1"/>
       </w:pPr>
       <w:r>
-        <w:t>AT THE MOVIES - Correction Appended</w:t>
+        <w:t>A Withering Little Town Sees Its Salvation in an Old Asylum</w:t>
       </w:r>
     </w:p>
     <w:p>
@@ -17,17 +17,17 @@
     </w:p>
     <w:p>
       <w:r>
-        <w:t>Date: 1999-11-22</w:t>
+        <w:t>Date: 1997-11-25</w:t>
       </w:r>
     </w:p>
     <w:p>
       <w:r>
-        <w:t>Section: Section E; ; Section E; Part 1; Page 14; Column 3; Movies, Performing Arts/Weekend Desk ; Part 1; ; Column 3;</w:t>
+        <w:t>Section: Section A; ; Section A; Page 14; Column 1; National Desk ; Column 1;</w:t>
       </w:r>
     </w:p>
     <w:p>
       <w:r>
-        <w:t>Source file: NYT/37.DOCX</w:t>
+        <w:t>Source file: NYT/44.DOCX</w:t>
       </w:r>
     </w:p>
     <w:p>
@@ -49,102 +49,45 @@
     </w:p>
     <w:p>
       <w:r>
-        <w:t>A Departure For Ang Lee</w:t>
+        <w:t>Like the center of many other towns in West Virginia, downtown Weston is a sad-looking place, made almost obsolete by the strip malls closer to the Interstate. Only a handful of shops remain open for business on Main Avenue, the central thoroughfare, and pedestrians are rare.</w:t>
         <w:br/>
-        <w:t>Ang Lee was getting a little tired of doing what seemed to him to be the same kinds of movies, even though their settings were so wildly different: modern-day Taiwan in "The Wedding Banquet" (1993), Jane Austen's England in "Sense and Sensibility" (1995) and 1970's suburban Connecticut in "The Ice Storm" (1997).</w:t>
+        <w:t>But these are hardly mournful souls, the 4,994 who live here in Lewis County's largest community: many believe rejuvenation may be only a handshake away. Just across the West Fork River, which ambles through town, stands the silver bullet that local leaders hope will profoundly change the character of Weston, the county, maybe all of central West Virginia.</w:t>
         <w:br/>
-        <w:t>"I did five family dramas in a row," Mr. Lee (above) said. "I did nothing but family drama. I wanted to move on."</w:t>
+        <w:t>"I don't even think it has sunk in yet -- we'll be a whole different town," said Patricia Minehardt, president of the county's Economic Development Authority.</w:t>
         <w:br/>
-        <w:t>So he did the obvious thing for a Taiwanese-born, Connecticut-living director of eclectic tastes. He decided to make a big action film set during the Civil War.</w:t>
+        <w:t>In 1994, the Weston State Hospital, a massive sandstone complex that served as West Virginia's largest mental institution, closed after 130 years. The hospital, sitting at the front of 300 acres, was built during the Civil War as the Lunatic Asylum West of the Alleghenys and continued operating, under various names, until a new psychiatric hospital opened at the western edge of Weston three years ago. Along the way, the old hospital gained designation as a national historic landmark.</w:t>
         <w:br/>
-        <w:t>"I wanted to do something more macho, you know, and I wanted to make a war movie," Mr. Lee said.</w:t>
+        <w:t>Now Tennessee developers intrigued by Weston's central location -- the town is easily accessible by Interstate highway, and a new state park is opening nearby -- want to transform the old hospital and its grounds into Weston Grande Resort, with a luxury hotel, a golf course, restaurants, an office complex, a convention center, condominiums and 165 single-family houses that would sell for as much as $200,000 each, nearly five times the current median value of a Lewis County home.</w:t>
         <w:br/>
-        <w:t>A colleague recommended making a film based on "Ride With the Devil," a book that she'd read several years ago, about young friends fighting as bushwackers in rural Missouri and Kansas.</w:t>
+        <w:t>"There will be nothing second class about this proposal," said Charles W. Wilson, a lawyer working closely with local officials who sought proposals on what use to make of the old place and then chose the idea submitted by the Archidesign Group of Pigeon Forge, Tenn., a company that helped design Dollywood, the Pigeon Forge theme park named for Dolly Parton. (Other bidders for the Weston project had proposed a prison, a health care center or a museum.)</w:t>
         <w:br/>
-        <w:t>"It was a book that came out and there was some interest in it about 10 years ago, then it kind of got lost and nobody made the movie, so she tracked it down for me," Mr. Lee said. "It turned out it had been out of print for eight years."</w:t>
+        <w:t>The developers, required to submit their formal plans to the state by early December, could wait months for approval. But Alan E. Dillow, Archidesign's president, says that he envisions no problems and that the $90 million complex could open as early as mid-2000, drawing tourists from the Middle Atlantic region.</w:t>
         <w:br/>
-        <w:t>The story turned out to be exactly what Mr. Lee wanted.</w:t>
+        <w:t>Robin S. Poling, executive director of the Economic Development Authority, says that the old hospital's past is "part of the aura that attracts the developers" and that construction of a national museum on mental health is being contemplated as part of the project.</w:t>
         <w:br/>
-        <w:t>"It was kind of a pre-western," he said, "with images that I didn't think I'd ever seen before on film, about these young flamboyant men, some of them aristocratic, riding their horses in the woods. And the main characters were outsiders, not entirely trusted by the group, which I could very much identify with, being myself an outsider in America."</w:t>
+        <w:t>As its original admissions logs show, the old asylum treated all manner of problems, among them "religious excitement," "parents were cousins," "fever and loss of lawsuit" and "desertion by husband." Originally designed to accommodate 250 patients, through expansion it served almost 2,400 by the 1950's, and not just the mentally ill: tuberculosis patients were ultimately housed in one building, the criminally insane in another.</w:t>
         <w:br/>
-        <w:t>Mr. Lee said he had tried hard to make the film as authentic as possible, something that has always been a particular passion for him.</w:t>
+        <w:t>As for the planned resort, many here can hardly contain their enthusiasm, confident that a deal will create several hundred permanent jobs and spur the kind of economic development not seen in these parts since mid-century, when three manufacturing plants made Weston a major center of glass-blown products. Only one plant remains, and Weston's unemployment, hovering around 7.8 percent, is well above the national rate of 4.7.</w:t>
         <w:br/>
-        <w:t>"I really think it's a good thing, because if it's bogus, you look bogus," Mr. Lee said. "The nature of cinema is photography, it's realism. It's not like the stage or painting or music. It has the least chance of being abstract, so realism is the most effective, to bring the audience into the story."</w:t>
+        <w:t>"I hope to heaven this happens," Ruth Bragg, a 77-year-old lifelong Weston resident, said as she waited to have her hair done at the New Image beauty shop, one of the few thriving businesses in town. "I don't care if they put in girlie joints. It'll be good for the town."</w:t>
         <w:br/>
-        <w:t>The film is to be released in New York and Los Angeles on Nov. 24, and then in more cities on Dec. 10. It stars Tobey Maguire and Skeet Ulrich as Missouri pals who take to the woods to fight for the Confederacy, and the country singer Jewel as the young woman they both come to love. There are big action scenes, wide vistas, macho banter. But it's also, at one level, a family drama.</w:t>
+        <w:t>The shop's owner, Sheila Sayre, agreed. "It'll bring a lot more business here," Ms. Sayre said. "I have three grown kids, and they all went out of town to find jobs."</w:t>
         <w:br/>
-        <w:t>"Guess I can't help it," Mr. Lee said.</w:t>
+        <w:t>Given the potential for job creation and economic rebirth, and the prestige a lavish resort would bring, it is almost impossible to find anyone in town who opposes the project outright, although some are leery.</w:t>
         <w:br/>
-        <w:t xml:space="preserve"> </w:t>
+        <w:t>Beyond the southwest corner of the hospital grounds is a working-class neighborhood of old single-family homes on narrow streets, where residents confess that they know little of the town's revitalization plans and that what they do know is based on rumor.</w:t>
         <w:br/>
-        <w:t>Directorial Debut</w:t>
+        <w:t>Robert Blake, 62, a disabled heavy-equipment operator who has lived in Weston for 50 years, says he has heard that the developers intend to buy all the houses in the area and move people out. William F. Buckhannon, a retired state employee, says he understands that the resort will have gambling, which he opposes.</w:t>
         <w:br/>
-        <w:t>Sally Field, wearing blue jeans and an intensely focused gaze, watched through the monitors as several dozen fancifully dressed women -- including Minnie Driver in an abbreviated Indian maiden's costume, complete with feathered headdress -- pranced and sang across the stage of the Shubert Theater in Century City one recent afternoon. Ms. Field, a two-time Oscar-winning actress, was directing Ms. Driver in "Beautiful," which is to be Ms. Field's debut as a theatrical film director, though she has already been praised for some of her work on television -- "The Christmas Tree" in 1996, starring Julie Harris, and Episode 11 of the Tom Hanks-produced "From the Earth to the Moon," the part about the astronauts' wives, in 1998.</w:t>
+        <w:t>Actually the purchase of existing private homes is not part of the deal, and the developers have no plans to offer gambling. But other residents express concern that so massive an undertaking will overwhelm the neighborhood, shattering its quiet. Carol Cowger, a mother of four children who like to play outside, says she worries about traffic.</w:t>
         <w:br/>
-        <w:t>Ms. Field (above) said she had gotten the itch to direct during the several years she was on the board of the Sundance Film Festival.</w:t>
+        <w:t>And Laura Ashford, a 17-year-old high school senior, says she has heard that the plans call for "golf courses, indoor pools and horse stables," leading her to wonder how that kind of luxury can exist beside homes that are decidedly frayed.</w:t>
         <w:br/>
-        <w:t>"People would say, 'You've got to try this,' " she said. "I guess it was sort of drifting around my head."</w:t>
+        <w:t>"I wouldn't want to go to a five-star hotel and look at my backyard," Ms. Ashford said.</w:t>
         <w:br/>
-        <w:t>The film is about a tough, difficult working-class woman, played by Ms. Driver, who is obsessed with winning a major beauty pageant, even to the extent of neglecting her own family and her own deeper emotional needs. The sequence Ms. Field was shooting was a musical number from the pageant that is the culmination of the film.</w:t>
+        <w:t>Local leaders insist that they have studied all aspects of the project and cannot identify a single negative consequence. Their only fear, they say, is some unforeseen glitch that could stall or even cancel the project, forcing them to reconsider other ideas.</w:t>
         <w:br/>
-        <w:t>"It's called the Miss American Miss pageant, not the Miss America pageant," said Kate Driver, Minnie's sister and partner in Two Drivers Productions, which got the project going. "And it is supposed to be taking place in Long Beach, not in Atlantic City." The filmmakers are emphatic on this point, as they do not have the rights to use the term Miss America pageant for the film.</w:t>
-        <w:br/>
-        <w:t>Ms. Field said she was not drawn to the film by its setting in the beauty pageant world, but by the character played by Ms. Driver and by the working-class setting not so far removed from her own upbringing.</w:t>
-        <w:br/>
-        <w:t>"It's a comedy, but it's really a character study," Ms. Field said. "This woman is driven out of anger. She is not nice. She does not feel the need to be sweet."</w:t>
-        <w:br/>
-        <w:t>As an actress who has struggled with the Hollywood tendency to present women who are either saints or whores, Ms. Field said she was eager that her first film would be about a woman who was more complex and, perhaps, more demanding on audiences than the plastic female caricatures they are often given.</w:t>
-        <w:br/>
-        <w:t>"Beautiful" is to be released next spring by Destination Films.</w:t>
-        <w:br/>
-        <w:t>Ms. Driver said she had met with Ms. Field at the urging of the Creative Artists Agency, which represents them both.</w:t>
-        <w:br/>
-        <w:t>"It was the whole C.A.A.-meet-our-directors-first thing," Ms. Driver said.</w:t>
-        <w:br/>
-        <w:t>But she said there was little doubt that Ms. Field would be perfect as director as soon as they sat down and talked.</w:t>
-        <w:br/>
-        <w:t>"I had a woman in mind to do it, because I thought the story would be helped by that, and Sally seemed to really understand the story and the character immediately," Ms. Driver said. "And it's really been great. I really came to trust her choices. The way she speaks about acting is really the way I feel about acting, so simple and clear."</w:t>
-        <w:br/>
-        <w:t>Ms. Field said that working on the project had been fun for her, too, and that she hoped to direct more films, but also intended to continue acting.</w:t>
-        <w:br/>
-        <w:t>"The problem is that I think I'm finding at this point in my career that a lot of the things I'm being offered are like, hey, I did this already," Ms. Field said. "With directing, it's energizing, it's exciting, but it's also very hard and frightening."</w:t>
-        <w:br/>
-        <w:t xml:space="preserve"> </w:t>
-        <w:br/>
-        <w:t>Golf Cart Required</w:t>
-        <w:br/>
-        <w:t>Doug Wick was tooling around the Columbia front lot in his golf cart, peering into the open hangar doors of the studios.</w:t>
-        <w:br/>
-        <w:t>"It's really great to do this," he said. "I love going around the lot, seeing what's going on."</w:t>
-        <w:br/>
-        <w:t>Mr. Wick's Red Wagon Productions is housed on Columbia's Culver City lot, where it finds itself coincidentally responsible for a substantial chunk of the studio's holiday offerings. Mr. Wick (below, left) is a producer of both "Girl, Interrupted," starring Winona Ryder as a troubled young woman sent by her parents to a hospital for the mentally ill (James Mangold directs), and "Stuart Little," a part-live, part-animated adaptation of the E. B. White classic starring Geena Davis (Rob Minkoff directs). Both are due in December.</w:t>
-        <w:br/>
-        <w:t>He is also involved in post-production on his next film, Ridley Scott's "Gladiator," an epic set in ancient Rome starring Russell Crowe, scheduled for release next May. And he is in the final weeks of the shooting of "The Hollow Man," an invisible-man thriller starring Kevin Bacon and Elisabeth Shue that Paul Verhoeven is directing on the Columbia lot, which is due out next July. It's to that set that Mr. Wick is heading in his golf cart, but he can't resist poking his nose into the other soundstages.</w:t>
-        <w:br/>
-        <w:t>"It's kind of crazy, as you can imagine, with all of these films in the works," he said, slowing down to pass an open studio door that seemed to look into a dark woods somewhere in the Northeast, with a Victorian house nestled in the moonlight. "Hey, what's this?"</w:t>
-        <w:br/>
-        <w:t>He stopped the cart and chatted up one of the nearby craftsmen. It was the set of Robert Zemeckis's new film, "What Lies Beneath," starring Harrison Ford and Michelle Pfeiffer.</w:t>
-        <w:br/>
-        <w:t>"It's supposed to be Vermont," Mr. Wick reported. "This is great, isn't it?"</w:t>
-        <w:br/>
-        <w:t>Mr. Wick led the way through the labyrinthine "Hollow Man" set, meant to be a super-secret underground laboratory where Mr. Bacon's character, who has turned himself invisible, is hunting down his co-workers and killing them.</w:t>
-        <w:br/>
-        <w:t>"It's really amazing, isn't it?" Mr. Wick said. "It just twists around. I think this is the main laboratory." He opened the door. No, it was a storage closet. "Hmmm," he said, "It's around here somewhere." Bright orange exit signs were posted at almost every intersection. "We had to do that, because people were getting lost in here," Mr. Wick said.</w:t>
-        <w:br/>
-        <w:t>Mr. Verhoeven and Mr. Bacon were shooting a scene in which the invisible man (Mr. Bacon was in a blue costume that would be rendered barely visible in the smoky room by special effects) was about to perforate a co-worker with a crowbar.</w:t>
-        <w:br/>
-        <w:t>"This is great, isn't it?" Mr. Wick said as he watched one take, then another, fake blood spilling across the floor. "Let's go see what else is going on."</w:t>
-        <w:br/>
-        <w:br/>
-        <w:t>http://www.nytimes.com</w:t>
-        <w:br/>
-        <w:t>Correction</w:t>
-        <w:br/>
-        <w:br/>
-        <w:t>A brief report in the At the Movies column of Weekend on Nov. 12 about Ang Lee's "Ride With the Devil," which is to open in Los Angeles and New York on Wednesday, misstated the title of the novel on which the film is based. It is "Woe to Live On," not "Ride With the Devil."</w:t>
-        <w:br/>
-        <w:br/>
-        <w:t>Correction-Date: November 22, 1999, Monday</w:t>
+        <w:t>"I feel in my heart that this community will not throw up its hands and quit," Ms. Poling said. "We will persevere. We will be pro-active. This is too important not to be."</w:t>
         <w:br/>
         <w:br/>
         <w:t>Graphic</w:t>
@@ -152,7 +95,19 @@
         <w:br/>
         <w:t xml:space="preserve"> </w:t>
         <w:br/>
-        <w:t>Photos</w:t>
+        <w:t>Photo: The Weston State Hospital was once West Virginia's largest mental institution. Now it may offer a cure of a very different kind. (Brian Ferguson for The New York Times)</w:t>
+        <w:br/>
+        <w:t xml:space="preserve"> </w:t>
+        <w:br/>
+        <w:t>Diagram: "A New Life"</w:t>
+        <w:br/>
+        <w:t>Officials in West Virginia have chosen Tennessee developers' plan to transform the old Weston State Hospital, a former mental institution that is a national historic landmark, into a luxury resort.</w:t>
+        <w:br/>
+        <w:t>Diagram of Weston State Hospital (closed in 1994)</w:t>
+        <w:br/>
+        <w:t xml:space="preserve"> </w:t>
+        <w:br/>
+        <w:t>Map of West Virginia showing location of Weston.</w:t>
       </w:r>
     </w:p>
     <w:sectPr>

--- a/example_articles/states/West Virginia/2.states_West Virginia_New_York_Times.docx
+++ b/example_articles/states/West Virginia/2.states_West Virginia_New_York_Times.docx
@@ -7,7 +7,7 @@
         <w:pStyle w:val="Heading1"/>
       </w:pPr>
       <w:r>
-        <w:t>A Withering Little Town Sees Its Salvation in an Old Asylum</w:t>
+        <w:t>Chuck Schumer Backs Minnesota Liberal for Democratic Party Chairman</w:t>
       </w:r>
     </w:p>
     <w:p>
@@ -17,17 +17,17 @@
     </w:p>
     <w:p>
       <w:r>
-        <w:t>Date: 1997-11-25</w:t>
+        <w:t>Date: 2016-11-11</w:t>
       </w:r>
     </w:p>
     <w:p>
       <w:r>
-        <w:t>Section: Section A; ; Section A; Page 14; Column 1; National Desk ; Column 1;</w:t>
+        <w:t>Section: US; politics</w:t>
       </w:r>
     </w:p>
     <w:p>
       <w:r>
-        <w:t>Source file: NYT/44.DOCX</w:t>
+        <w:t>Source file: NYT/17.DOCX</w:t>
       </w:r>
     </w:p>
     <w:p>
@@ -49,65 +49,57 @@
     </w:p>
     <w:p>
       <w:r>
-        <w:t>Like the center of many other towns in West Virginia, downtown Weston is a sad-looking place, made almost obsolete by the strip malls closer to the Interstate. Only a handful of shops remain open for business on Main Avenue, the central thoroughfare, and pedestrians are rare.</w:t>
+        <w:t>WASHINGTON — After his party's brutal Election Day loss, Senator Chuck Schumer, the presumptive incoming Democratic minority leader, threw his support on Friday behind a liberal member of Congress to be the next chairman of the            Democratic National Committee.</w:t>
         <w:br/>
-        <w:t>But these are hardly mournful souls, the 4,994 who live here in Lewis County's largest community: many believe rejuvenation may be only a handshake away. Just across the West Fork River, which ambles through town, stands the silver bullet that local leaders hope will profoundly change the character of Weston, the county, maybe all of central West Virginia.</w:t>
+        <w:t>Mr. Schumer's choice, Representative Keith Ellison of Minnesota, is a favorite of the party's left. Should he win the chairmanship, he would become one of the Democrats' most visible spokesmen as the party seeks to regroup after losing the White House and an array of state-level offices to a populist wave fueled by white working-class voters.</w:t>
         <w:br/>
-        <w:t>"I don't even think it has sunk in yet -- we'll be a whole different town," said Patricia Minehardt, president of the county's Economic Development Authority.</w:t>
+        <w:t>The move signals the desire of Mr. Schumer to score early points with Senators Elizabeth Warren of Massachusetts and Bernie Sanders of Vermont, leaders from the party's left. Mr. Schumer is likely to have to disappoint them at times in legislative battles after President-elect Donald J. Trump takes office as he seeks to protect endangered Democrats from Republican-leaning states who are up for re-election in 2018.</w:t>
         <w:br/>
-        <w:t>In 1994, the Weston State Hospital, a massive sandstone complex that served as West Virginia's largest mental institution, closed after 130 years. The hospital, sitting at the front of 300 acres, was built during the Civil War as the Lunatic Asylum West of the Alleghenys and continued operating, under various names, until a new psychiatric hospital opened at the western edge of Weston three years ago. Along the way, the old hospital gained designation as a national historic landmark.</w:t>
+        <w:t>But Mr. Ellison, should he decide to run, will face some competition from Democrats who believe that the chairmanship should be a full-time job, not one that is split with the duties of being an elected official. Some Democrats also say they feel that the party should be run by someone who hails from an industrial state where the party has lost voters and support.</w:t>
         <w:br/>
-        <w:t>Now Tennessee developers intrigued by Weston's central location -- the town is easily accessible by Interstate highway, and a new state park is opening nearby -- want to transform the old hospital and its grounds into Weston Grande Resort, with a luxury hotel, a golf course, restaurants, an office complex, a convention center, condominiums and 165 single-family houses that would sell for as much as $200,000 each, nearly five times the current median value of a Lewis County home.</w:t>
+        <w:t>Others who are interested in the job include a former chairman, Howard Dean, a former governor of Vermont; Martin O'Malley, a former governor of Maryland; Raymond Buckley, the chairman of the New Hampshire Democratic Party; and Jaime R. Harrison, the chairman of the South Carolina Democratic Party.</w:t>
         <w:br/>
-        <w:t>"There will be nothing second class about this proposal," said Charles W. Wilson, a lawyer working closely with local officials who sought proposals on what use to make of the old place and then chose the idea submitted by the Archidesign Group of Pigeon Forge, Tenn., a company that helped design Dollywood, the Pigeon Forge theme park named for Dolly Parton. (Other bidders for the Weston project had proposed a prison, a health care center or a museum.)</w:t>
+        <w:t>"We have to do a better job of talking about not just equal rights for blacks and Latinos, but everybody," Mr. Harrison said. "It doesn't matter if you are a white person in West Virginia or a black person in South Carolina or New York City, we are fighting for each and every one of you."</w:t>
         <w:br/>
-        <w:t>The developers, required to submit their formal plans to the state by early December, could wait months for approval. But Alan E. Dillow, Archidesign's president, says that he envisions no problems and that the $90 million complex could open as early as mid-2000, drawing tourists from the Middle Atlantic region.</w:t>
+        <w:t>President Obama largely ignored the organization, charged with building the party's foundation and electing Democrats to office, in favor of his own political group, Organizing for Action. The Democratic National Committee has been run since this summer by Donna Brazile after the previous leader, Representative Debbie Wasserman Schultz of Florida, stepped down after the leak of committee emails that portrayed her in an unflattering light.</w:t>
         <w:br/>
-        <w:t>Robin S. Poling, executive director of the Economic Development Authority, says that the old hospital's past is "part of the aura that attracts the developers" and that construction of a national museum on mental health is being contemplated as part of the project.</w:t>
+        <w:t>"The infrastructure of the party is in shambles," said Mo Elleithee, a Democratic strategist. "You need someone who is going to really roll up their sleeves and figure that piece out."</w:t>
         <w:br/>
-        <w:t>As its original admissions logs show, the old asylum treated all manner of problems, among them "religious excitement," "parents were cousins," "fever and loss of lawsuit" and "desertion by husband." Originally designed to accommodate 250 patients, through expansion it served almost 2,400 by the 1950's, and not just the mentally ill: tuberculosis patients were ultimately housed in one building, the criminally insane in another.</w:t>
+        <w:t>Mr. Ellison, 53, has served in the House since 2007, representing greater Minneapolis. An African-American Muslim and the leader of the Congressional Progressive Caucus, he was an early supporter of Mr. Sanders and was among a relative handful of Democrats who took Mr. Trump's prospects as a presidential candidate seriously from the beginning.</w:t>
         <w:br/>
-        <w:t>As for the planned resort, many here can hardly contain their enthusiasm, confident that a deal will create several hundred permanent jobs and spur the kind of economic development not seen in these parts since mid-century, when three manufacturing plants made Weston a major center of glass-blown products. Only one plant remains, and Weston's unemployment, hovering around 7.8 percent, is well above the national rate of 4.7.</w:t>
+        <w:t>The central challenges for the next party chairman, Democrats say, include rebuilding the party's ailing infrastructure and finding a way to excite voters. Of particular interest are those who backed Mr. Obama but did not support Hillary Clinton, and white working-class voters who have drifted to the Republicans.</w:t>
         <w:br/>
-        <w:t>"I hope to heaven this happens," Ruth Bragg, a 77-year-old lifelong Weston resident, said as she waited to have her hair done at the New Image beauty shop, one of the few thriving businesses in town. "I don't care if they put in girlie joints. It'll be good for the town."</w:t>
+        <w:t>"Without a Democratic White House, Schumer's view is the D.N.C. is where grass-roots organizing in sync with legislative battles should be organized," said Matt House, a spokesman for Mr. Schumer.</w:t>
         <w:br/>
-        <w:t>The shop's owner, Sheila Sayre, agreed. "It'll bring a lot more business here," Ms. Sayre said. "I have three grown kids, and they all went out of town to find jobs."</w:t>
+        <w:t>But Democrats may also find themselves in an ideological tangle that has knotted up both parties for the past several years. Progressives like Mr. Sanders, Ms. Warren and Mr. Ellison could be at odds with more moderate Democrats, including a large number who face tough re-election fights in 2018 in the Senate.</w:t>
         <w:br/>
-        <w:t>Given the potential for job creation and economic rebirth, and the prestige a lavish resort would bring, it is almost impossible to find anyone in town who opposes the project outright, although some are leery.</w:t>
+        <w:t>"I really, really like Keith," Ms. Warren said this week on MSNBC, speaking about Mr. Ellison. "And I think he's terrific, and I think he would make a terrific D.N.C. chair."</w:t>
         <w:br/>
-        <w:t>Beyond the southwest corner of the hospital grounds is a working-class neighborhood of old single-family homes on narrow streets, where residents confess that they know little of the town's revitalization plans and that what they do know is based on rumor.</w:t>
+        <w:t>The chairman's role is traditionally focused less on defining the party's ideological stance than on fund-raising, providing the party with the technology and other tools it needs to be competitive and organizing at the grass-roots level.</w:t>
         <w:br/>
-        <w:t>Robert Blake, 62, a disabled heavy-equipment operator who has lived in Weston for 50 years, says he has heard that the developers intend to buy all the houses in the area and move people out. William F. Buckhannon, a retired state employee, says he understands that the resort will have gambling, which he opposes.</w:t>
+        <w:t>"The worst thing the party can do is have a big fight over whether the chairman should be a progressive or moderate," Mr. Elleithee said. "We don't live on that paradigm anymore, and this election proved it."</w:t>
         <w:br/>
-        <w:t>Actually the purchase of existing private homes is not part of the deal, and the developers have no plans to offer gambling. But other residents express concern that so massive an undertaking will overwhelm the neighborhood, shattering its quiet. Carol Cowger, a mother of four children who like to play outside, says she worries about traffic.</w:t>
+        <w:t>Mr. O'Malley said he was considering seeking the job because "our party needs to rebuild."</w:t>
         <w:br/>
-        <w:t>And Laura Ashford, a 17-year-old high school senior, says she has heard that the plans call for "golf courses, indoor pools and horse stables," leading her to wonder how that kind of luxury can exist beside homes that are decidedly frayed.</w:t>
+        <w:t>"We need to acknowledge that our message did not communicate credibly enough for a large number of Americans, and we need to do it urgently in a collaborative and inclusive way," he said. "This is not what I expected to be doing. Given my background as well as my experience traveling the country, there are people who have called me and told me I should run."</w:t>
         <w:br/>
-        <w:t>"I wouldn't want to go to a five-star hotel and look at my backyard," Ms. Ashford said.</w:t>
+        <w:t>Mr. Dean, who has said he is "very interested" in the job, employed a so-called 50-state strategy when he was chairman in 2005, working to recruit in places Democrats have often failed to flourish. He said this week that his strategy ought to be employed again.</w:t>
         <w:br/>
-        <w:t>Local leaders insist that they have studied all aspects of the project and cannot identify a single negative consequence. Their only fear, they say, is some unforeseen glitch that could stall or even cancel the project, forcing them to reconsider other ideas.</w:t>
+        <w:t>Get politics and Washington news updates via Facebook,            Twitter and in            the Morning Briefing newsletter.</w:t>
         <w:br/>
-        <w:t>"I feel in my heart that this community will not throw up its hands and quit," Ms. Poling said. "We will persevere. We will be pro-active. This is too important not to be."</w:t>
+        <w:t>PHOTOS: Senator Chuck Schumer of New York, left, is supporting Representative Keith Ellison of Minnesota to lead the national committee. (PHOTOGRAPHS BY JAMES ESTRIN/THE NEW YORK TIMES; STEPHEN CROWLEY/THE NEW YORK TIMES)</w:t>
         <w:br/>
+        <w:t>Related Articles</w:t>
         <w:br/>
-        <w:t>Graphic</w:t>
+        <w:t>Chuck Schumer Prepares for His Next Challenge: Leading Senate Democrats</w:t>
         <w:br/>
+        <w:t>Vice President-Elect Pence to Take Over Trump Transition Effort</w:t>
         <w:br/>
-        <w:t xml:space="preserve"> </w:t>
+        <w:t>Trump Floats an Olive Branch: Might Keep Parts of the Health Law</w:t>
         <w:br/>
-        <w:t>Photo: The Weston State Hospital was once West Virginia's largest mental institution. Now it may offer a cure of a very different kind. (Brian Ferguson for The New York Times)</w:t>
+        <w:t>Trump Campaigned Against Lobbyists, but Now They're on His Transition Team</w:t>
         <w:br/>
-        <w:t xml:space="preserve"> </w:t>
-        <w:br/>
-        <w:t>Diagram: "A New Life"</w:t>
-        <w:br/>
-        <w:t>Officials in West Virginia have chosen Tennessee developers' plan to transform the old Weston State Hospital, a former mental institution that is a national historic landmark, into a luxury resort.</w:t>
-        <w:br/>
-        <w:t>Diagram of Weston State Hospital (closed in 1994)</w:t>
-        <w:br/>
-        <w:t xml:space="preserve"> </w:t>
-        <w:br/>
-        <w:t>Map of West Virginia showing location of Weston.</w:t>
+        <w:t>What Is Lost by Burying the Trans-Pacific Partnership?</w:t>
       </w:r>
     </w:p>
     <w:sectPr>
